--- a/docs/13-deployment/Azure UAT 部署流程 v1.0.docx
+++ b/docs/13-deployment/Azure UAT 部署流程 v1.0.docx
@@ -110,6 +110,9 @@
         <w:gridCol w:w="7238"/>
       </w:tblGrid>
       <w:tr>
+        <w:trPr>
+          <w:cantSplit/>
+        </w:trPr>
         <w:tc>
           <w:tcPr>
             <w:tcW w:type="dxa" w:w="2400"/>
@@ -168,6 +171,9 @@
         </w:tc>
       </w:tr>
       <w:tr>
+        <w:trPr>
+          <w:cantSplit/>
+        </w:trPr>
         <w:tc>
           <w:tcPr>
             <w:tcW w:type="dxa" w:w="2400"/>
@@ -228,6 +234,9 @@
         </w:tc>
       </w:tr>
       <w:tr>
+        <w:trPr>
+          <w:cantSplit/>
+        </w:trPr>
         <w:tc>
           <w:tcPr>
             <w:tcW w:type="dxa" w:w="2400"/>
@@ -286,6 +295,9 @@
         </w:tc>
       </w:tr>
       <w:tr>
+        <w:trPr>
+          <w:cantSplit/>
+        </w:trPr>
         <w:tc>
           <w:tcPr>
             <w:tcW w:type="dxa" w:w="2400"/>
@@ -346,6 +358,9 @@
         </w:tc>
       </w:tr>
       <w:tr>
+        <w:trPr>
+          <w:cantSplit/>
+        </w:trPr>
         <w:tc>
           <w:tcPr>
             <w:tcW w:type="dxa" w:w="2400"/>
@@ -1079,6 +1094,9 @@
         </w:tc>
       </w:tr>
       <w:tr>
+        <w:trPr>
+          <w:cantSplit/>
+        </w:trPr>
         <w:tc>
           <w:tcPr>
             <w:tcW w:type="dxa" w:w="3400"/>
@@ -1159,6 +1177,9 @@
         </w:tc>
       </w:tr>
       <w:tr>
+        <w:trPr>
+          <w:cantSplit/>
+        </w:trPr>
         <w:tc>
           <w:tcPr>
             <w:tcW w:type="dxa" w:w="3400"/>
@@ -1242,6 +1263,9 @@
         </w:tc>
       </w:tr>
       <w:tr>
+        <w:trPr>
+          <w:cantSplit/>
+        </w:trPr>
         <w:tc>
           <w:tcPr>
             <w:tcW w:type="dxa" w:w="3400"/>
@@ -1322,6 +1346,9 @@
         </w:tc>
       </w:tr>
       <w:tr>
+        <w:trPr>
+          <w:cantSplit/>
+        </w:trPr>
         <w:tc>
           <w:tcPr>
             <w:tcW w:type="dxa" w:w="3400"/>
@@ -1405,6 +1432,9 @@
         </w:tc>
       </w:tr>
       <w:tr>
+        <w:trPr>
+          <w:cantSplit/>
+        </w:trPr>
         <w:tc>
           <w:tcPr>
             <w:tcW w:type="dxa" w:w="3400"/>
@@ -1485,6 +1515,9 @@
         </w:tc>
       </w:tr>
       <w:tr>
+        <w:trPr>
+          <w:cantSplit/>
+        </w:trPr>
         <w:tc>
           <w:tcPr>
             <w:tcW w:type="dxa" w:w="3400"/>
@@ -2007,6 +2040,9 @@
         </w:tc>
       </w:tr>
       <w:tr>
+        <w:trPr>
+          <w:cantSplit/>
+        </w:trPr>
         <w:tc>
           <w:tcPr>
             <w:tcW w:type="dxa" w:w="2100"/>
@@ -2113,6 +2149,9 @@
         </w:tc>
       </w:tr>
       <w:tr>
+        <w:trPr>
+          <w:cantSplit/>
+        </w:trPr>
         <w:tc>
           <w:tcPr>
             <w:tcW w:type="dxa" w:w="2100"/>
@@ -2223,6 +2262,9 @@
         </w:tc>
       </w:tr>
       <w:tr>
+        <w:trPr>
+          <w:cantSplit/>
+        </w:trPr>
         <w:tc>
           <w:tcPr>
             <w:tcW w:type="dxa" w:w="2100"/>
@@ -2329,6 +2371,9 @@
         </w:tc>
       </w:tr>
       <w:tr>
+        <w:trPr>
+          <w:cantSplit/>
+        </w:trPr>
         <w:tc>
           <w:tcPr>
             <w:tcW w:type="dxa" w:w="2100"/>
@@ -2439,6 +2484,9 @@
         </w:tc>
       </w:tr>
       <w:tr>
+        <w:trPr>
+          <w:cantSplit/>
+        </w:trPr>
         <w:tc>
           <w:tcPr>
             <w:tcW w:type="dxa" w:w="2100"/>
@@ -2545,6 +2593,9 @@
         </w:tc>
       </w:tr>
       <w:tr>
+        <w:trPr>
+          <w:cantSplit/>
+        </w:trPr>
         <w:tc>
           <w:tcPr>
             <w:tcW w:type="dxa" w:w="2100"/>
@@ -2655,6 +2706,9 @@
         </w:tc>
       </w:tr>
       <w:tr>
+        <w:trPr>
+          <w:cantSplit/>
+        </w:trPr>
         <w:tc>
           <w:tcPr>
             <w:tcW w:type="dxa" w:w="2100"/>
@@ -2761,6 +2815,9 @@
         </w:tc>
       </w:tr>
       <w:tr>
+        <w:trPr>
+          <w:cantSplit/>
+        </w:trPr>
         <w:tc>
           <w:tcPr>
             <w:tcW w:type="dxa" w:w="2100"/>
@@ -5116,6 +5173,9 @@
         </w:tc>
       </w:tr>
       <w:tr>
+        <w:trPr>
+          <w:cantSplit/>
+        </w:trPr>
         <w:tc>
           <w:tcPr>
             <w:tcW w:type="dxa" w:w="3000"/>
@@ -5170,6 +5230,9 @@
         </w:tc>
       </w:tr>
       <w:tr>
+        <w:trPr>
+          <w:cantSplit/>
+        </w:trPr>
         <w:tc>
           <w:tcPr>
             <w:tcW w:type="dxa" w:w="3000"/>
@@ -5226,6 +5289,9 @@
         </w:tc>
       </w:tr>
       <w:tr>
+        <w:trPr>
+          <w:cantSplit/>
+        </w:trPr>
         <w:tc>
           <w:tcPr>
             <w:tcW w:type="dxa" w:w="3000"/>
@@ -5280,6 +5346,9 @@
         </w:tc>
       </w:tr>
       <w:tr>
+        <w:trPr>
+          <w:cantSplit/>
+        </w:trPr>
         <w:tc>
           <w:tcPr>
             <w:tcW w:type="dxa" w:w="3000"/>
@@ -5336,6 +5405,9 @@
         </w:tc>
       </w:tr>
       <w:tr>
+        <w:trPr>
+          <w:cantSplit/>
+        </w:trPr>
         <w:tc>
           <w:tcPr>
             <w:tcW w:type="dxa" w:w="3000"/>
@@ -5597,6 +5669,9 @@
         </w:tc>
       </w:tr>
       <w:tr>
+        <w:trPr>
+          <w:cantSplit/>
+        </w:trPr>
         <w:tc>
           <w:tcPr>
             <w:tcW w:type="dxa" w:w="3100"/>
@@ -5677,6 +5752,9 @@
         </w:tc>
       </w:tr>
       <w:tr>
+        <w:trPr>
+          <w:cantSplit/>
+        </w:trPr>
         <w:tc>
           <w:tcPr>
             <w:tcW w:type="dxa" w:w="3100"/>
@@ -5760,6 +5838,9 @@
         </w:tc>
       </w:tr>
       <w:tr>
+        <w:trPr>
+          <w:cantSplit/>
+        </w:trPr>
         <w:tc>
           <w:tcPr>
             <w:tcW w:type="dxa" w:w="3100"/>
@@ -5840,6 +5921,9 @@
         </w:tc>
       </w:tr>
       <w:tr>
+        <w:trPr>
+          <w:cantSplit/>
+        </w:trPr>
         <w:tc>
           <w:tcPr>
             <w:tcW w:type="dxa" w:w="3100"/>
@@ -5923,6 +6007,9 @@
         </w:tc>
       </w:tr>
       <w:tr>
+        <w:trPr>
+          <w:cantSplit/>
+        </w:trPr>
         <w:tc>
           <w:tcPr>
             <w:tcW w:type="dxa" w:w="3100"/>
@@ -6003,6 +6090,9 @@
         </w:tc>
       </w:tr>
       <w:tr>
+        <w:trPr>
+          <w:cantSplit/>
+        </w:trPr>
         <w:tc>
           <w:tcPr>
             <w:tcW w:type="dxa" w:w="3100"/>
@@ -6086,6 +6176,9 @@
         </w:tc>
       </w:tr>
       <w:tr>
+        <w:trPr>
+          <w:cantSplit/>
+        </w:trPr>
         <w:tc>
           <w:tcPr>
             <w:tcW w:type="dxa" w:w="3100"/>
@@ -6166,6 +6259,9 @@
         </w:tc>
       </w:tr>
       <w:tr>
+        <w:trPr>
+          <w:cantSplit/>
+        </w:trPr>
         <w:tc>
           <w:tcPr>
             <w:tcW w:type="dxa" w:w="3100"/>
@@ -6249,6 +6345,9 @@
         </w:tc>
       </w:tr>
       <w:tr>
+        <w:trPr>
+          <w:cantSplit/>
+        </w:trPr>
         <w:tc>
           <w:tcPr>
             <w:tcW w:type="dxa" w:w="3100"/>
@@ -7057,6 +7156,9 @@
         </w:tc>
       </w:tr>
       <w:tr>
+        <w:trPr>
+          <w:cantSplit/>
+        </w:trPr>
         <w:tc>
           <w:tcPr>
             <w:tcW w:type="dxa" w:w="2620"/>
@@ -7189,6 +7291,9 @@
         </w:tc>
       </w:tr>
       <w:tr>
+        <w:trPr>
+          <w:cantSplit/>
+        </w:trPr>
         <w:tc>
           <w:tcPr>
             <w:tcW w:type="dxa" w:w="2620"/>
@@ -7326,6 +7431,9 @@
         </w:tc>
       </w:tr>
       <w:tr>
+        <w:trPr>
+          <w:cantSplit/>
+        </w:trPr>
         <w:tc>
           <w:tcPr>
             <w:tcW w:type="dxa" w:w="2620"/>
@@ -7458,6 +7566,9 @@
         </w:tc>
       </w:tr>
       <w:tr>
+        <w:trPr>
+          <w:cantSplit/>
+        </w:trPr>
         <w:tc>
           <w:tcPr>
             <w:tcW w:type="dxa" w:w="2620"/>
@@ -7595,6 +7706,9 @@
         </w:tc>
       </w:tr>
       <w:tr>
+        <w:trPr>
+          <w:cantSplit/>
+        </w:trPr>
         <w:tc>
           <w:tcPr>
             <w:tcW w:type="dxa" w:w="2620"/>
@@ -8092,6 +8206,9 @@
         </w:tc>
       </w:tr>
       <w:tr>
+        <w:trPr>
+          <w:cantSplit/>
+        </w:trPr>
         <w:tc>
           <w:tcPr>
             <w:tcW w:type="dxa" w:w="700"/>
@@ -8178,6 +8295,9 @@
         </w:tc>
       </w:tr>
       <w:tr>
+        <w:trPr>
+          <w:cantSplit/>
+        </w:trPr>
         <w:tc>
           <w:tcPr>
             <w:tcW w:type="dxa" w:w="700"/>
@@ -8267,6 +8387,9 @@
         </w:tc>
       </w:tr>
       <w:tr>
+        <w:trPr>
+          <w:cantSplit/>
+        </w:trPr>
         <w:tc>
           <w:tcPr>
             <w:tcW w:type="dxa" w:w="700"/>
@@ -8353,6 +8476,9 @@
         </w:tc>
       </w:tr>
       <w:tr>
+        <w:trPr>
+          <w:cantSplit/>
+        </w:trPr>
         <w:tc>
           <w:tcPr>
             <w:tcW w:type="dxa" w:w="700"/>
@@ -8442,6 +8568,9 @@
         </w:tc>
       </w:tr>
       <w:tr>
+        <w:trPr>
+          <w:cantSplit/>
+        </w:trPr>
         <w:tc>
           <w:tcPr>
             <w:tcW w:type="dxa" w:w="700"/>
@@ -8938,6 +9067,9 @@
         </w:tc>
       </w:tr>
       <w:tr>
+        <w:trPr>
+          <w:cantSplit/>
+        </w:trPr>
         <w:tc>
           <w:tcPr>
             <w:tcW w:type="dxa" w:w="3150"/>
@@ -9018,6 +9150,9 @@
         </w:tc>
       </w:tr>
       <w:tr>
+        <w:trPr>
+          <w:cantSplit/>
+        </w:trPr>
         <w:tc>
           <w:tcPr>
             <w:tcW w:type="dxa" w:w="3150"/>
@@ -9095,12 +9230,15 @@
                 <w:sz w:val="18"/>
                 <w:szCs w:val="18"/>
               </w:rPr>
-              <w:t xml:space="preserve">未逐項核對(架構本身無變)</w:t>
+              <w:t xml:space="preserve">🔴 四處把 hardening 目標當成現況寫:secret / DB 存取 / ACR 認證 / SSO</w:t>
             </w:r>
           </w:p>
         </w:tc>
       </w:tr>
       <w:tr>
+        <w:trPr>
+          <w:cantSplit/>
+        </w:trPr>
         <w:tc>
           <w:tcPr>
             <w:tcW w:type="dxa" w:w="3150"/>
@@ -9181,6 +9319,9 @@
         </w:tc>
       </w:tr>
       <w:tr>
+        <w:trPr>
+          <w:cantSplit/>
+        </w:trPr>
         <w:tc>
           <w:tcPr>
             <w:tcW w:type="dxa" w:w="3150"/>
@@ -9264,6 +9405,9 @@
         </w:tc>
       </w:tr>
       <w:tr>
+        <w:trPr>
+          <w:cantSplit/>
+        </w:trPr>
         <w:tc>
           <w:tcPr>
             <w:tcW w:type="dxa" w:w="3150"/>
@@ -9344,6 +9488,9 @@
         </w:tc>
       </w:tr>
       <w:tr>
+        <w:trPr>
+          <w:cantSplit/>
+        </w:trPr>
         <w:tc>
           <w:tcPr>
             <w:tcW w:type="dxa" w:w="3150"/>
@@ -9421,12 +9568,15 @@
                 <w:sz w:val="18"/>
                 <w:szCs w:val="18"/>
               </w:rPr>
-              <w:t xml:space="preserve">未逐項核對(治理流程,較穩定)</w:t>
+              <w:t xml:space="preserve">亦寫 secret 存 Key Vault;但 PAR 係提交畀 RCI 嘅申請文件 → 交 owner 判斷</w:t>
             </w:r>
           </w:p>
         </w:tc>
       </w:tr>
       <w:tr>
+        <w:trPr>
+          <w:cantSplit/>
+        </w:trPr>
         <w:tc>
           <w:tcPr>
             <w:tcW w:type="dxa" w:w="3150"/>
@@ -9501,12 +9651,15 @@
                 <w:sz w:val="18"/>
                 <w:szCs w:val="18"/>
               </w:rPr>
-              <w:t xml:space="preserve">未逐項核對</w:t>
+              <w:t xml:space="preserve">已確認無落差 —— 佢本身係 unchecked 目標清單,寫 Key Vault 正確</w:t>
             </w:r>
           </w:p>
         </w:tc>
       </w:tr>
       <w:tr>
+        <w:trPr>
+          <w:cantSplit/>
+        </w:trPr>
         <w:tc>
           <w:tcPr>
             <w:tcW w:type="dxa" w:w="3150"/>
@@ -9590,6 +9743,9 @@
         </w:tc>
       </w:tr>
       <w:tr>
+        <w:trPr>
+          <w:cantSplit/>
+        </w:trPr>
         <w:tc>
           <w:tcPr>
             <w:tcW w:type="dxa" w:w="3150"/>
@@ -9824,6 +9980,9 @@
         </w:tc>
       </w:tr>
       <w:tr>
+        <w:trPr>
+          <w:cantSplit/>
+        </w:trPr>
         <w:tc>
           <w:tcPr>
             <w:tcW w:type="dxa" w:w="1150"/>
@@ -9913,6 +10072,9 @@
         </w:tc>
       </w:tr>
       <w:tr>
+        <w:trPr>
+          <w:cantSplit/>
+        </w:trPr>
         <w:tc>
           <w:tcPr>
             <w:tcW w:type="dxa" w:w="1150"/>
@@ -9993,6 +10155,9 @@
         </w:tc>
       </w:tr>
       <w:tr>
+        <w:trPr>
+          <w:cantSplit/>
+        </w:trPr>
         <w:tc>
           <w:tcPr>
             <w:tcW w:type="dxa" w:w="1150"/>
@@ -10076,6 +10241,9 @@
         </w:tc>
       </w:tr>
       <w:tr>
+        <w:trPr>
+          <w:cantSplit/>
+        </w:trPr>
         <w:tc>
           <w:tcPr>
             <w:tcW w:type="dxa" w:w="1150"/>
@@ -10156,6 +10324,9 @@
         </w:tc>
       </w:tr>
       <w:tr>
+        <w:trPr>
+          <w:cantSplit/>
+        </w:trPr>
         <w:tc>
           <w:tcPr>
             <w:tcW w:type="dxa" w:w="1150"/>
@@ -10239,6 +10410,9 @@
         </w:tc>
       </w:tr>
       <w:tr>
+        <w:trPr>
+          <w:cantSplit/>
+        </w:trPr>
         <w:tc>
           <w:tcPr>
             <w:tcW w:type="dxa" w:w="1150"/>
@@ -10319,6 +10493,9 @@
         </w:tc>
       </w:tr>
       <w:tr>
+        <w:trPr>
+          <w:cantSplit/>
+        </w:trPr>
         <w:tc>
           <w:tcPr>
             <w:tcW w:type="dxa" w:w="1150"/>
@@ -10397,6 +10574,89 @@
                 <w:szCs w:val="18"/>
               </w:rPr>
               <w:t xml:space="preserve">README.md</w:t>
+            </w:r>
+          </w:p>
+        </w:tc>
+      </w:tr>
+      <w:tr>
+        <w:trPr>
+          <w:cantSplit/>
+        </w:trPr>
+        <w:tc>
+          <w:tcPr>
+            <w:tcW w:type="dxa" w:w="1150"/>
+            <w:tcMar>
+              <w:top w:type="dxa" w:w="70"/>
+              <w:left w:type="dxa" w:w="110"/>
+              <w:bottom w:type="dxa" w:w="70"/>
+              <w:right w:type="dxa" w:w="110"/>
+            </w:tcMar>
+            <w:vAlign w:val="center"/>
+          </w:tcPr>
+          <w:p>
+            <w:pPr>
+              <w:spacing w:after="0" w:before="0" w:line="240"/>
+            </w:pPr>
+            <w:r>
+              <w:rPr>
+                <w:rFonts w:ascii="Microsoft JhengHei UI" w:cs="Microsoft JhengHei UI" w:eastAsia="Microsoft JhengHei UI" w:hAnsi="Microsoft JhengHei UI"/>
+                <w:color w:val="1A1A1A"/>
+                <w:sz w:val="18"/>
+                <w:szCs w:val="18"/>
+              </w:rPr>
+              <w:t xml:space="preserve">已修</w:t>
+            </w:r>
+          </w:p>
+        </w:tc>
+        <w:tc>
+          <w:tcPr>
+            <w:tcW w:type="dxa" w:w="5450"/>
+            <w:tcMar>
+              <w:top w:type="dxa" w:w="70"/>
+              <w:left w:type="dxa" w:w="110"/>
+              <w:bottom w:type="dxa" w:w="70"/>
+              <w:right w:type="dxa" w:w="110"/>
+            </w:tcMar>
+            <w:vAlign w:val="center"/>
+          </w:tcPr>
+          <w:p>
+            <w:pPr>
+              <w:spacing w:after="0" w:before="0" w:line="240"/>
+            </w:pPr>
+            <w:r>
+              <w:rPr>
+                <w:rFonts w:ascii="Microsoft JhengHei UI" w:cs="Microsoft JhengHei UI" w:eastAsia="Microsoft JhengHei UI" w:hAnsi="Microsoft JhengHei UI"/>
+                <w:color w:val="1A1A1A"/>
+                <w:sz w:val="18"/>
+                <w:szCs w:val="18"/>
+              </w:rPr>
+              <w:t xml:space="preserve">四處由 hardening 目標改回 as-built(secret / DB / ACR / SSO);刪走一條唔存在嘅 Key Vault 連線;加對照表</w:t>
+            </w:r>
+          </w:p>
+        </w:tc>
+        <w:tc>
+          <w:tcPr>
+            <w:tcW w:type="dxa" w:w="3038"/>
+            <w:tcMar>
+              <w:top w:type="dxa" w:w="70"/>
+              <w:left w:type="dxa" w:w="110"/>
+              <w:bottom w:type="dxa" w:w="70"/>
+              <w:right w:type="dxa" w:w="110"/>
+            </w:tcMar>
+            <w:vAlign w:val="center"/>
+          </w:tcPr>
+          <w:p>
+            <w:pPr>
+              <w:spacing w:after="0" w:before="0" w:line="240"/>
+            </w:pPr>
+            <w:r>
+              <w:rPr>
+                <w:rFonts w:ascii="Consolas" w:cs="Consolas" w:eastAsia="Consolas" w:hAnsi="Consolas"/>
+                <w:color w:val="1A1A1A"/>
+                <w:sz w:val="18"/>
+                <w:szCs w:val="18"/>
+              </w:rPr>
+              <w:t xml:space="preserve">01-topology.md</w:t>
             </w:r>
           </w:p>
         </w:tc>
@@ -10469,11 +10729,87 @@
             <w:r>
               <w:rPr>
                 <w:rFonts w:ascii="Microsoft JhengHei UI" w:cs="Microsoft JhengHei UI" w:eastAsia="Microsoft JhengHei UI" w:hAnsi="Microsoft JhengHei UI"/>
-                <w:color w:val="1A1A1A"/>
-                <w:sz w:val="18"/>
-                <w:szCs w:val="18"/>
-              </w:rPr>
-              <w:t xml:space="preserve">01、05、06 三份文件未逐項核對 —— 分別屬架構描述、治理流程與 hardening 清單,在此期間無對應 code 變更,但唔等於已確認最新。若需完整核對,應另行處理。</w:t>
+                <w:b/>
+                <w:bCs/>
+                <w:color w:val="1A1A1A"/>
+                <w:sz w:val="18"/>
+                <w:szCs w:val="18"/>
+              </w:rPr>
+              <w:t xml:space="preserve">九份文件已全部核對。</w:t>
+            </w:r>
+            <w:r>
+              <w:rPr>
+                <w:rFonts w:ascii="Microsoft JhengHei UI" w:cs="Microsoft JhengHei UI" w:eastAsia="Microsoft JhengHei UI" w:hAnsi="Microsoft JhengHei UI"/>
+                <w:color w:val="1A1A1A"/>
+                <w:sz w:val="18"/>
+                <w:szCs w:val="18"/>
+              </w:rPr>
+              <w:t xml:space="preserve">餘下唯一未決:</w:t>
+            </w:r>
+            <w:r>
+              <w:rPr>
+                <w:rFonts w:ascii="Consolas" w:cs="Consolas" w:eastAsia="Consolas" w:hAnsi="Consolas"/>
+                <w:color w:val="1A1A1A"/>
+                <w:sz w:val="17"/>
+                <w:szCs w:val="17"/>
+              </w:rPr>
+              <w:t xml:space="preserve">05-rci-par-process.md</w:t>
+            </w:r>
+            <w:r>
+              <w:rPr>
+                <w:rFonts w:ascii="Microsoft JhengHei UI" w:cs="Microsoft JhengHei UI" w:eastAsia="Microsoft JhengHei UI" w:hAnsi="Microsoft JhengHei UI"/>
+                <w:color w:val="1A1A1A"/>
+                <w:sz w:val="18"/>
+                <w:szCs w:val="18"/>
+              </w:rPr>
+              <w:t xml:space="preserve"> 亦寫「secret 存 Key Vault」,但佢係提交畀 RCI 治理嘅申請文件,描述目標架構有可能係刻意 —— </w:t>
+            </w:r>
+            <w:r>
+              <w:rPr>
+                <w:rFonts w:ascii="Microsoft JhengHei UI" w:cs="Microsoft JhengHei UI" w:eastAsia="Microsoft JhengHei UI" w:hAnsi="Microsoft JhengHei UI"/>
+                <w:b/>
+                <w:bCs/>
+                <w:color w:val="1A1A1A"/>
+                <w:sz w:val="18"/>
+                <w:szCs w:val="18"/>
+              </w:rPr>
+              <w:t xml:space="preserve">需 owner 判斷要唔要改成 as-built,或者補一句「上線後 hardening」。</w:t>
+            </w:r>
+          </w:p>
+          <w:p>
+            <w:pPr>
+              <w:spacing w:after="50" w:before="0" w:line="280"/>
+            </w:pPr>
+            <w:r>
+              <w:rPr>
+                <w:rFonts w:ascii="Microsoft JhengHei UI" w:cs="Microsoft JhengHei UI" w:eastAsia="Microsoft JhengHei UI" w:hAnsi="Microsoft JhengHei UI"/>
+                <w:b/>
+                <w:bCs/>
+                <w:color w:val="1A1A1A"/>
+                <w:sz w:val="18"/>
+                <w:szCs w:val="18"/>
+              </w:rPr>
+              <w:t xml:space="preserve">01 一度被判為「架構本身無變、未逐項核對」——</w:t>
+            </w:r>
+            <w:r>
+              <w:rPr>
+                <w:rFonts w:ascii="Microsoft JhengHei UI" w:cs="Microsoft JhengHei UI" w:eastAsia="Microsoft JhengHei UI" w:hAnsi="Microsoft JhengHei UI"/>
+                <w:color w:val="1A1A1A"/>
+                <w:sz w:val="18"/>
+                <w:szCs w:val="18"/>
+              </w:rPr>
+              <w:t xml:space="preserve"> 實際上佢嘅「資源清單(UAT)」把四樣 hardening 目標當成現況寫。教訓同 08 那條一樣:</w:t>
+            </w:r>
+            <w:r>
+              <w:rPr>
+                <w:rFonts w:ascii="Microsoft JhengHei UI" w:cs="Microsoft JhengHei UI" w:eastAsia="Microsoft JhengHei UI" w:hAnsi="Microsoft JhengHei UI"/>
+                <w:b/>
+                <w:bCs/>
+                <w:color w:val="1A1A1A"/>
+                <w:sz w:val="18"/>
+                <w:szCs w:val="18"/>
+              </w:rPr>
+              <w:t xml:space="preserve">「內容應該無變」係假設,唔係核對。</w:t>
             </w:r>
           </w:p>
           <w:p>
